--- a/public/assets/imgs/ScienceCraft_Documento_Base.docx
+++ b/public/assets/imgs/ScienceCraft_Documento_Base.docx
@@ -795,6 +795,20 @@
     <w:p>
       <w:pPr>
         <w:rPr>
+          <w:lang w:val="pt-BR"/>
+        </w:rPr>
+      </w:pPr>
+    </w:p>
+    <w:p>
+      <w:pPr>
+        <w:rPr>
+          <w:lang w:val="pt-BR"/>
+        </w:rPr>
+      </w:pPr>
+    </w:p>
+    <w:p>
+      <w:pPr>
+        <w:rPr>
           <w:rFonts w:asciiTheme="majorHAnsi" w:hAnsiTheme="majorHAnsi" w:cstheme="majorHAnsi"/>
           <w:b/>
           <w:bCs/>
@@ -812,6 +826,7 @@
           <w:szCs w:val="32"/>
           <w:lang w:val="pt-BR"/>
         </w:rPr>
+        <w:lastRenderedPageBreak/>
         <w:t xml:space="preserve">O ecossistema de </w:t>
       </w:r>
       <w:proofErr w:type="spellStart"/>
@@ -849,7 +864,6 @@
         <w:rPr>
           <w:lang w:val="pt-BR"/>
         </w:rPr>
-        <w:lastRenderedPageBreak/>
         <w:t xml:space="preserve">A abertura do código e a flexibilidade da </w:t>
       </w:r>
       <w:proofErr w:type="spellStart"/>
@@ -1178,7 +1192,33 @@
         <w:rPr>
           <w:lang w:val="pt-BR"/>
         </w:rPr>
-        <w:t>, entre muitos outros, exemplificam o impacto do jogo na formação de carreiras digitais.</w:t>
+        <w:t>,</w:t>
+      </w:r>
+      <w:r>
+        <w:rPr>
+          <w:lang w:val="pt-BR"/>
+        </w:rPr>
+        <w:t xml:space="preserve"> </w:t>
+      </w:r>
+      <w:r>
+        <w:rPr>
+          <w:b/>
+          <w:bCs/>
+          <w:lang w:val="pt-BR"/>
+        </w:rPr>
+        <w:t>Viniccius13</w:t>
+      </w:r>
+      <w:r>
+        <w:rPr>
+          <w:lang w:val="pt-BR"/>
+        </w:rPr>
+        <w:t>,</w:t>
+      </w:r>
+      <w:r>
+        <w:rPr>
+          <w:lang w:val="pt-BR"/>
+        </w:rPr>
+        <w:t xml:space="preserve"> entre muitos outros, exemplificam o impacto do jogo na formação de carreiras digitais.</w:t>
       </w:r>
     </w:p>
     <w:p>
@@ -1492,6 +1532,7 @@
         <w:rPr>
           <w:lang w:val="pt-BR"/>
         </w:rPr>
+        <w:lastRenderedPageBreak/>
         <w:t>Sua estrutura modular e orientada a eventos permite que desenvolvedores aprendam conceitos avançados de maneira aplicada e acessível, transformando o jogo em uma porta de entrada para carreiras de tecnologia.</w:t>
       </w:r>
     </w:p>
@@ -1510,7 +1551,6 @@
           <w:bCs/>
           <w:lang w:val="pt-BR"/>
         </w:rPr>
-        <w:lastRenderedPageBreak/>
         <w:t>ScienceCraft</w:t>
       </w:r>
       <w:proofErr w:type="spellEnd"/>
@@ -1890,13 +1930,13 @@
           <w:noProof/>
         </w:rPr>
         <w:drawing>
-          <wp:anchor distT="0" distB="0" distL="114300" distR="114300" simplePos="0" relativeHeight="251647488" behindDoc="0" locked="0" layoutInCell="1" allowOverlap="1" wp14:anchorId="19598343" wp14:editId="561E9A1D">
+          <wp:anchor distT="0" distB="0" distL="114300" distR="114300" simplePos="0" relativeHeight="251650560" behindDoc="0" locked="0" layoutInCell="1" allowOverlap="1" wp14:anchorId="19598343" wp14:editId="2A7F3715">
             <wp:simplePos x="0" y="0"/>
             <wp:positionH relativeFrom="column">
-              <wp:posOffset>4390390</wp:posOffset>
+              <wp:posOffset>4218940</wp:posOffset>
             </wp:positionH>
             <wp:positionV relativeFrom="paragraph">
-              <wp:posOffset>120015</wp:posOffset>
+              <wp:posOffset>225425</wp:posOffset>
             </wp:positionV>
             <wp:extent cx="1571625" cy="1571625"/>
             <wp:effectExtent l="0" t="0" r="0" b="0"/>
@@ -1955,16 +1995,70 @@
       <w:r>
         <w:rPr>
           <w:noProof/>
-          <w:lang w:val="pt-BR"/>
         </w:rPr>
         <w:drawing>
-          <wp:anchor distT="0" distB="0" distL="114300" distR="114300" simplePos="0" relativeHeight="251665920" behindDoc="0" locked="0" layoutInCell="1" allowOverlap="1" wp14:anchorId="6D3A97B6" wp14:editId="0C9046C4">
+          <wp:anchor distT="0" distB="0" distL="114300" distR="114300" simplePos="0" relativeHeight="251654656" behindDoc="0" locked="0" layoutInCell="1" allowOverlap="1" wp14:anchorId="5E6F0093" wp14:editId="5FA98A0C">
             <wp:simplePos x="0" y="0"/>
             <wp:positionH relativeFrom="column">
-              <wp:posOffset>0</wp:posOffset>
+              <wp:posOffset>1847850</wp:posOffset>
             </wp:positionH>
             <wp:positionV relativeFrom="paragraph">
-              <wp:posOffset>177165</wp:posOffset>
+              <wp:posOffset>215265</wp:posOffset>
+            </wp:positionV>
+            <wp:extent cx="2238375" cy="1581890"/>
+            <wp:effectExtent l="0" t="0" r="0" b="0"/>
+            <wp:wrapNone/>
+            <wp:docPr id="973057844" name="Imagem 8" descr="Uma imagem contendo escuro, luz, hidrante&#10;&#10;O conteúdo gerado por IA pode estar incorreto."/>
+            <wp:cNvGraphicFramePr>
+              <a:graphicFrameLocks xmlns:a="http://schemas.openxmlformats.org/drawingml/2006/main" noChangeAspect="1"/>
+            </wp:cNvGraphicFramePr>
+            <a:graphic xmlns:a="http://schemas.openxmlformats.org/drawingml/2006/main">
+              <a:graphicData uri="http://schemas.openxmlformats.org/drawingml/2006/picture">
+                <pic:pic xmlns:pic="http://schemas.openxmlformats.org/drawingml/2006/picture">
+                  <pic:nvPicPr>
+                    <pic:cNvPr id="973057844" name="Imagem 8" descr="Uma imagem contendo escuro, luz, hidrante&#10;&#10;O conteúdo gerado por IA pode estar incorreto."/>
+                    <pic:cNvPicPr/>
+                  </pic:nvPicPr>
+                  <pic:blipFill>
+                    <a:blip r:embed="rId10"/>
+                    <a:stretch>
+                      <a:fillRect/>
+                    </a:stretch>
+                  </pic:blipFill>
+                  <pic:spPr>
+                    <a:xfrm>
+                      <a:off x="0" y="0"/>
+                      <a:ext cx="2238375" cy="1581890"/>
+                    </a:xfrm>
+                    <a:prstGeom prst="rect">
+                      <a:avLst/>
+                    </a:prstGeom>
+                  </pic:spPr>
+                </pic:pic>
+              </a:graphicData>
+            </a:graphic>
+            <wp14:sizeRelH relativeFrom="page">
+              <wp14:pctWidth>0</wp14:pctWidth>
+            </wp14:sizeRelH>
+            <wp14:sizeRelV relativeFrom="page">
+              <wp14:pctHeight>0</wp14:pctHeight>
+            </wp14:sizeRelV>
+          </wp:anchor>
+        </w:drawing>
+      </w:r>
+      <w:r>
+        <w:rPr>
+          <w:noProof/>
+          <w:lang w:val="pt-BR"/>
+        </w:rPr>
+        <w:drawing>
+          <wp:anchor distT="0" distB="0" distL="114300" distR="114300" simplePos="0" relativeHeight="251660800" behindDoc="0" locked="0" layoutInCell="1" allowOverlap="1" wp14:anchorId="6D3A97B6" wp14:editId="195951EC">
+            <wp:simplePos x="0" y="0"/>
+            <wp:positionH relativeFrom="column">
+              <wp:posOffset>-295275</wp:posOffset>
+            </wp:positionH>
+            <wp:positionV relativeFrom="paragraph">
+              <wp:posOffset>167640</wp:posOffset>
             </wp:positionV>
             <wp:extent cx="2400300" cy="1618807"/>
             <wp:effectExtent l="0" t="0" r="0" b="0"/>
@@ -1981,7 +2075,7 @@
                     <pic:cNvPicPr/>
                   </pic:nvPicPr>
                   <pic:blipFill>
-                    <a:blip r:embed="rId10"/>
+                    <a:blip r:embed="rId11"/>
                     <a:stretch>
                       <a:fillRect/>
                     </a:stretch>
@@ -1990,60 +2084,6 @@
                     <a:xfrm>
                       <a:off x="0" y="0"/>
                       <a:ext cx="2400300" cy="1618807"/>
-                    </a:xfrm>
-                    <a:prstGeom prst="rect">
-                      <a:avLst/>
-                    </a:prstGeom>
-                  </pic:spPr>
-                </pic:pic>
-              </a:graphicData>
-            </a:graphic>
-            <wp14:sizeRelH relativeFrom="page">
-              <wp14:pctWidth>0</wp14:pctWidth>
-            </wp14:sizeRelH>
-            <wp14:sizeRelV relativeFrom="page">
-              <wp14:pctHeight>0</wp14:pctHeight>
-            </wp14:sizeRelV>
-          </wp:anchor>
-        </w:drawing>
-      </w:r>
-      <w:r>
-        <w:rPr>
-          <w:noProof/>
-        </w:rPr>
-        <w:drawing>
-          <wp:anchor distT="0" distB="0" distL="114300" distR="114300" simplePos="0" relativeHeight="251655680" behindDoc="0" locked="0" layoutInCell="1" allowOverlap="1" wp14:anchorId="5E6F0093" wp14:editId="5A5FB847">
-            <wp:simplePos x="0" y="0"/>
-            <wp:positionH relativeFrom="column">
-              <wp:posOffset>2114550</wp:posOffset>
-            </wp:positionH>
-            <wp:positionV relativeFrom="paragraph">
-              <wp:posOffset>139065</wp:posOffset>
-            </wp:positionV>
-            <wp:extent cx="2238375" cy="1581890"/>
-            <wp:effectExtent l="0" t="0" r="0" b="0"/>
-            <wp:wrapNone/>
-            <wp:docPr id="973057844" name="Imagem 8" descr="Uma imagem contendo escuro, luz, hidrante&#10;&#10;O conteúdo gerado por IA pode estar incorreto."/>
-            <wp:cNvGraphicFramePr>
-              <a:graphicFrameLocks xmlns:a="http://schemas.openxmlformats.org/drawingml/2006/main" noChangeAspect="1"/>
-            </wp:cNvGraphicFramePr>
-            <a:graphic xmlns:a="http://schemas.openxmlformats.org/drawingml/2006/main">
-              <a:graphicData uri="http://schemas.openxmlformats.org/drawingml/2006/picture">
-                <pic:pic xmlns:pic="http://schemas.openxmlformats.org/drawingml/2006/picture">
-                  <pic:nvPicPr>
-                    <pic:cNvPr id="973057844" name="Imagem 8" descr="Uma imagem contendo escuro, luz, hidrante&#10;&#10;O conteúdo gerado por IA pode estar incorreto."/>
-                    <pic:cNvPicPr/>
-                  </pic:nvPicPr>
-                  <pic:blipFill>
-                    <a:blip r:embed="rId11"/>
-                    <a:stretch>
-                      <a:fillRect/>
-                    </a:stretch>
-                  </pic:blipFill>
-                  <pic:spPr>
-                    <a:xfrm>
-                      <a:off x="0" y="0"/>
-                      <a:ext cx="2238375" cy="1581890"/>
                     </a:xfrm>
                     <a:prstGeom prst="rect">
                       <a:avLst/>
@@ -2798,6 +2838,7 @@
       </w:r>
       <w:proofErr w:type="spellEnd"/>
     </w:p>
+    <w:p/>
     <w:p>
       <w:pPr>
         <w:rPr>
@@ -2998,7 +3039,14 @@
         <w:rPr>
           <w:lang w:val="pt-BR"/>
         </w:rPr>
-        <w:t xml:space="preserve"> contribui para questionar aspectos como consumismo exacerbado e mercantilização de produtos de entretenimento. Jogos, que devem permanecer acessíveis e voltados ao lazer, especialmente para jovens e crianças que os veem como extensão de hobbies e experiências da infância, podem gerar impacto social positivo quando alinhados a valores éticos, comunitários e educativos.</w:t>
+        <w:t xml:space="preserve"> contribui para questionar aspectos como consumismo exacerbado e mercantilização de produtos de entretenimento. Jogos, que devem permanecer acessíveis e voltados ao lazer, especialmente </w:t>
+      </w:r>
+      <w:r>
+        <w:rPr>
+          <w:lang w:val="pt-BR"/>
+        </w:rPr>
+        <w:lastRenderedPageBreak/>
+        <w:t>para jovens e crianças que os veem como extensão de hobbies e experiências da infância, podem gerar impacto social positivo quando alinhados a valores éticos, comunitários e educativos.</w:t>
       </w:r>
     </w:p>
     <w:p/>
@@ -3176,21 +3224,7 @@
         <w:rPr>
           <w:lang w:val="pt-BR"/>
         </w:rPr>
-        <w:t xml:space="preserve">O projeto também contribui para a preservação cultural dentro do universo Minecraft. Ao documentar práticas, tutoriais, estratégias e </w:t>
-      </w:r>
-      <w:proofErr w:type="spellStart"/>
-      <w:r>
-        <w:rPr>
-          <w:lang w:val="pt-BR"/>
-        </w:rPr>
-        <w:t>conteúdos</w:t>
-      </w:r>
-      <w:proofErr w:type="spellEnd"/>
-      <w:r>
-        <w:rPr>
-          <w:lang w:val="pt-BR"/>
-        </w:rPr>
-        <w:t xml:space="preserve"> de </w:t>
+        <w:t xml:space="preserve">O projeto também contribui para a preservação cultural dentro do universo Minecraft. Ao documentar práticas, tutoriais, estratégias e conteúdos de </w:t>
       </w:r>
       <w:proofErr w:type="spellStart"/>
       <w:r>
@@ -3245,7 +3279,14 @@
         <w:rPr>
           <w:lang w:val="pt-BR"/>
         </w:rPr>
-        <w:t xml:space="preserve"> apresenta uma proposta diferenciada em um mercado frequentemente marcado pelo consumismo e pela centralização de recursos. A plataforma demonstra que é possível oferecer experiências completas e de qualidade sem depender exclusivamente de investimentos financeiros elevados. Ao reduzir barreiras de acesso e tornar o jogo e seus conteúdos mais acessíveis, especialmente para jovens e crianças, o projeto reforça a função do entretenimento como um hobby inclusivo, educativo e prazeroso.</w:t>
+        <w:t xml:space="preserve"> apresenta uma proposta diferenciada em um mercado frequentemente marcado pelo consumismo e pela centralização de recursos. A plataforma demonstra que é possível oferecer experiências completas e de qualidade sem depender exclusivamente de investimentos financeiros elevados. Ao reduzir barreiras de acesso </w:t>
+      </w:r>
+      <w:r>
+        <w:rPr>
+          <w:lang w:val="pt-BR"/>
+        </w:rPr>
+        <w:lastRenderedPageBreak/>
+        <w:t>e tornar o jogo e seus conteúdos mais acessíveis, especialmente para jovens e crianças, o projeto reforça a função do entretenimento como um hobby inclusivo, educativo e prazeroso.</w:t>
       </w:r>
     </w:p>
     <w:p>
@@ -3258,7 +3299,6 @@
         <w:rPr>
           <w:lang w:val="pt-BR"/>
         </w:rPr>
-        <w:lastRenderedPageBreak/>
         <w:t xml:space="preserve">Finalmente, o </w:t>
       </w:r>
       <w:proofErr w:type="spellStart"/>
@@ -3358,18 +3398,101 @@
       <w:pPr>
         <w:pStyle w:val="Ttulo1"/>
       </w:pPr>
+      <w:proofErr w:type="spellStart"/>
       <w:r>
         <w:lastRenderedPageBreak/>
-        <w:t>Diagrama de Negócio/Funcionamento</w:t>
-      </w:r>
+        <w:t>Diagrama</w:t>
+      </w:r>
+      <w:proofErr w:type="spellEnd"/>
+      <w:r>
+        <w:t xml:space="preserve"> de </w:t>
+      </w:r>
+      <w:proofErr w:type="spellStart"/>
+      <w:r>
+        <w:t>Negócio</w:t>
+      </w:r>
+      <w:proofErr w:type="spellEnd"/>
+      <w:r>
+        <w:t>/</w:t>
+      </w:r>
+      <w:proofErr w:type="spellStart"/>
+      <w:r>
+        <w:t>Funcionamento</w:t>
+      </w:r>
+      <w:proofErr w:type="spellEnd"/>
     </w:p>
     <w:p>
-      <w:r>
-        <w:t>Insira aqui o diagrama de funcionamento do ScienceCraft ou descreva como será seu comportamento.</w:t>
-      </w:r>
+      <w:pPr>
+        <w:rPr>
+          <w:noProof/>
+        </w:rPr>
+      </w:pPr>
     </w:p>
     <w:p>
       <w:r>
+        <w:rPr>
+          <w:noProof/>
+        </w:rPr>
+        <w:drawing>
+          <wp:anchor distT="0" distB="0" distL="114300" distR="114300" simplePos="0" relativeHeight="251666944" behindDoc="0" locked="0" layoutInCell="1" allowOverlap="1" wp14:anchorId="5720EAFD" wp14:editId="7CCF8E6C">
+            <wp:simplePos x="0" y="0"/>
+            <wp:positionH relativeFrom="column">
+              <wp:posOffset>-1440583</wp:posOffset>
+            </wp:positionH>
+            <wp:positionV relativeFrom="paragraph">
+              <wp:posOffset>1906446</wp:posOffset>
+            </wp:positionV>
+            <wp:extent cx="8554834" cy="5680131"/>
+            <wp:effectExtent l="8572" t="0" r="7303" b="7302"/>
+            <wp:wrapNone/>
+            <wp:docPr id="55556739" name="Imagem 1" descr="Diagrama&#10;&#10;O conteúdo gerado por IA pode estar incorreto."/>
+            <wp:cNvGraphicFramePr>
+              <a:graphicFrameLocks xmlns:a="http://schemas.openxmlformats.org/drawingml/2006/main" noChangeAspect="1"/>
+            </wp:cNvGraphicFramePr>
+            <a:graphic xmlns:a="http://schemas.openxmlformats.org/drawingml/2006/main">
+              <a:graphicData uri="http://schemas.openxmlformats.org/drawingml/2006/picture">
+                <pic:pic xmlns:pic="http://schemas.openxmlformats.org/drawingml/2006/picture">
+                  <pic:nvPicPr>
+                    <pic:cNvPr id="55556739" name="Imagem 1" descr="Diagrama&#10;&#10;O conteúdo gerado por IA pode estar incorreto."/>
+                    <pic:cNvPicPr/>
+                  </pic:nvPicPr>
+                  <pic:blipFill rotWithShape="1">
+                    <a:blip r:embed="rId17"/>
+                    <a:srcRect l="29622" t="26039" r="29731" b="25980"/>
+                    <a:stretch>
+                      <a:fillRect/>
+                    </a:stretch>
+                  </pic:blipFill>
+                  <pic:spPr bwMode="auto">
+                    <a:xfrm rot="5400000">
+                      <a:off x="0" y="0"/>
+                      <a:ext cx="8568772" cy="5689386"/>
+                    </a:xfrm>
+                    <a:prstGeom prst="rect">
+                      <a:avLst/>
+                    </a:prstGeom>
+                    <a:ln>
+                      <a:noFill/>
+                    </a:ln>
+                    <a:extLst>
+                      <a:ext uri="{53640926-AAD7-44D8-BBD7-CCE9431645EC}">
+                        <a14:shadowObscured xmlns:a14="http://schemas.microsoft.com/office/drawing/2010/main"/>
+                      </a:ext>
+                    </a:extLst>
+                  </pic:spPr>
+                </pic:pic>
+              </a:graphicData>
+            </a:graphic>
+            <wp14:sizeRelH relativeFrom="margin">
+              <wp14:pctWidth>0</wp14:pctWidth>
+            </wp14:sizeRelH>
+            <wp14:sizeRelV relativeFrom="margin">
+              <wp14:pctHeight>0</wp14:pctHeight>
+            </wp14:sizeRelV>
+          </wp:anchor>
+        </w:drawing>
+      </w:r>
+      <w:r>
         <w:br w:type="page"/>
       </w:r>
     </w:p>
@@ -3377,17 +3500,100 @@
       <w:pPr>
         <w:pStyle w:val="Ttulo1"/>
       </w:pPr>
-      <w:r>
-        <w:lastRenderedPageBreak/>
-        <w:t>Diagrama de Solução Técnica</w:t>
-      </w:r>
     </w:p>
     <w:p>
-      <w:r>
-        <w:t>Descreva ou insira o diagrama técnico, arquitetura, tecnologias e integrações.</w:t>
-      </w:r>
+      <w:pPr>
+        <w:pStyle w:val="Ttulo1"/>
+      </w:pPr>
+      <w:proofErr w:type="spellStart"/>
+      <w:r>
+        <w:t>Diagrama</w:t>
+      </w:r>
+      <w:proofErr w:type="spellEnd"/>
+      <w:r>
+        <w:t xml:space="preserve"> de </w:t>
+      </w:r>
+      <w:proofErr w:type="spellStart"/>
+      <w:r>
+        <w:t>Solução</w:t>
+      </w:r>
+      <w:proofErr w:type="spellEnd"/>
+      <w:r>
+        <w:t xml:space="preserve"> Técnica</w:t>
+      </w:r>
+    </w:p>
+    <w:p/>
+    <w:p>
+      <w:pPr>
+        <w:rPr>
+          <w:noProof/>
+        </w:rPr>
+      </w:pPr>
     </w:p>
     <w:p>
+      <w:r>
+        <w:rPr>
+          <w:noProof/>
+        </w:rPr>
+        <w:drawing>
+          <wp:anchor distT="0" distB="0" distL="114300" distR="114300" simplePos="0" relativeHeight="251670016" behindDoc="0" locked="0" layoutInCell="1" allowOverlap="1" wp14:anchorId="21E3C92D" wp14:editId="71B387CE">
+            <wp:simplePos x="0" y="0"/>
+            <wp:positionH relativeFrom="column">
+              <wp:posOffset>-1553527</wp:posOffset>
+            </wp:positionH>
+            <wp:positionV relativeFrom="paragraph">
+              <wp:posOffset>1116647</wp:posOffset>
+            </wp:positionV>
+            <wp:extent cx="8574309" cy="5468048"/>
+            <wp:effectExtent l="0" t="9208" r="8573" b="8572"/>
+            <wp:wrapNone/>
+            <wp:docPr id="1501604135" name="Imagem 2" descr="Diagrama&#10;&#10;O conteúdo gerado por IA pode estar incorreto."/>
+            <wp:cNvGraphicFramePr>
+              <a:graphicFrameLocks xmlns:a="http://schemas.openxmlformats.org/drawingml/2006/main" noChangeAspect="1"/>
+            </wp:cNvGraphicFramePr>
+            <a:graphic xmlns:a="http://schemas.openxmlformats.org/drawingml/2006/main">
+              <a:graphicData uri="http://schemas.openxmlformats.org/drawingml/2006/picture">
+                <pic:pic xmlns:pic="http://schemas.openxmlformats.org/drawingml/2006/picture">
+                  <pic:nvPicPr>
+                    <pic:cNvPr id="1501604135" name="Imagem 2" descr="Diagrama&#10;&#10;O conteúdo gerado por IA pode estar incorreto."/>
+                    <pic:cNvPicPr/>
+                  </pic:nvPicPr>
+                  <pic:blipFill rotWithShape="1">
+                    <a:blip r:embed="rId18"/>
+                    <a:srcRect l="22710" t="16676" r="22326" b="21006"/>
+                    <a:stretch>
+                      <a:fillRect/>
+                    </a:stretch>
+                  </pic:blipFill>
+                  <pic:spPr bwMode="auto">
+                    <a:xfrm rot="5400000">
+                      <a:off x="0" y="0"/>
+                      <a:ext cx="8574309" cy="5468048"/>
+                    </a:xfrm>
+                    <a:prstGeom prst="rect">
+                      <a:avLst/>
+                    </a:prstGeom>
+                    <a:ln>
+                      <a:noFill/>
+                    </a:ln>
+                    <a:extLst>
+                      <a:ext uri="{53640926-AAD7-44D8-BBD7-CCE9431645EC}">
+                        <a14:shadowObscured xmlns:a14="http://schemas.microsoft.com/office/drawing/2010/main"/>
+                      </a:ext>
+                    </a:extLst>
+                  </pic:spPr>
+                </pic:pic>
+              </a:graphicData>
+            </a:graphic>
+            <wp14:sizeRelH relativeFrom="margin">
+              <wp14:pctWidth>0</wp14:pctWidth>
+            </wp14:sizeRelH>
+            <wp14:sizeRelV relativeFrom="margin">
+              <wp14:pctHeight>0</wp14:pctHeight>
+            </wp14:sizeRelV>
+          </wp:anchor>
+        </w:drawing>
+      </w:r>
       <w:r>
         <w:br w:type="page"/>
       </w:r>
@@ -4816,6 +5022,7 @@
   <w:style w:type="character" w:default="1" w:styleId="Fontepargpadro">
     <w:name w:val="Default Paragraph Font"/>
     <w:uiPriority w:val="1"/>
+    <w:semiHidden/>
     <w:unhideWhenUsed/>
   </w:style>
   <w:style w:type="table" w:default="1" w:styleId="Tabelanormal">
